--- a/arb/docx/28.content.docx
+++ b/arb/docx/28.content.docx
@@ -32,117 +32,37 @@
     </w:p>
     <w:p>
       <w:pPr>
-        <w:pStyle w:val="Heading2"/>
         <w:bidi/>
       </w:pPr>
       <w:r>
         <w:rPr>
           <w:lang w:val="ar_AE" w:bidi="ar_AE"/>
         </w:rPr>
-        <w:t>License Information</w:t>
-      </w:r>
-      <w:r>
-        <w:rPr>
-          <w:lang w:val="ar_AE" w:bidi="ar_AE"/>
-        </w:rPr>
-      </w:r>
-    </w:p>
-    <w:p>
-      <w:pPr>
-        <w:bidi/>
-      </w:pPr>
-      <w:r>
-        <w:rPr>
-          <w:lang w:val="ar_AE" w:bidi="ar_AE"/>
-        </w:rPr>
       </w:r>
       <w:r>
         <w:rPr>
           <w:b/>
           <w:lang w:val="ar_AE" w:bidi="ar_AE"/>
         </w:rPr>
-        <w:t>ملاحظات الدراسة (بيبليكا)</w:t>
-      </w:r>
-      <w:r>
-        <w:rPr>
-          <w:lang w:val="ar_AE" w:bidi="ar_AE"/>
-        </w:rPr>
-        <w:t xml:space="preserve"> (Arabic) is based on</w:t>
-      </w:r>
-      <w:r>
-        <w:rPr>
-          <w:lang w:val="ar_AE" w:bidi="ar_AE"/>
-        </w:rPr>
-        <w:t xml:space="preserve">: </w:t>
-      </w:r>
-      <w:r>
-        <w:rPr>
-          <w:lang w:val="ar_AE" w:bidi="ar_AE"/>
-        </w:rPr>
         <w:t>Biblica Study Notes</w:t>
       </w:r>
       <w:r>
         <w:rPr>
           <w:lang w:val="ar_AE" w:bidi="ar_AE"/>
         </w:rPr>
-        <w:t xml:space="preserve">, </w:t>
-      </w:r>
-      <w:hyperlink r:id="rId13">
-        <w:r>
-          <w:rPr>
-            <w:lang w:val="ar_AE" w:bidi="ar_AE"/>
-          </w:rPr>
-          <w:rPr>
-            <w:color w:val="0000EE"/>
-            <w:u w:val="single"/>
-          </w:rPr>
-          <w:t>Biblica Inc.</w:t>
-        </w:r>
-      </w:hyperlink>
-      <w:r>
-        <w:rPr>
-          <w:lang w:val="ar_AE" w:bidi="ar_AE"/>
-        </w:rPr>
-        <w:t xml:space="preserve">, 2023, which is licensed under a </w:t>
-      </w:r>
-      <w:hyperlink r:id="rId14">
-        <w:r>
-          <w:rPr>
-            <w:lang w:val="ar_AE" w:bidi="ar_AE"/>
-          </w:rPr>
-          <w:rPr>
-            <w:color w:val="0000EE"/>
-            <w:u w:val="single"/>
-          </w:rPr>
-          <w:t>CC BY-SA 4.0 license</w:t>
-        </w:r>
-      </w:hyperlink>
-      <w:r>
-        <w:rPr>
-          <w:lang w:val="ar_AE" w:bidi="ar_AE"/>
-        </w:rPr>
-        <w:t>.</w:t>
-      </w:r>
-      <w:r>
-        <w:rPr>
-          <w:lang w:val="ar_AE" w:bidi="ar_AE"/>
-        </w:rPr>
-      </w:r>
-    </w:p>
-    <w:p>
-      <w:pPr>
-        <w:bidi/>
-      </w:pPr>
-      <w:r>
-        <w:rPr>
-          <w:lang w:val="ar_AE" w:bidi="ar_AE"/>
-        </w:rPr>
-      </w:r>
-      <w:r>
-        <w:rPr>
-          <w:lang w:val="ar_AE" w:bidi="ar_AE"/>
-        </w:rPr>
-        <w:t>This PDF version is provided under the same license.</w:t>
+        <w:t xml:space="preserve"> © 2023 Biblica Inc. Released under CC BY-SA 4.0 license. </w:t>
+      </w:r>
+      <w:r>
+        <w:rPr>
+          <w:lang w:val="ar_AE" w:bidi="ar_AE"/>
+        </w:rPr>
+        <w:t>Biblica Study Notes</w:t>
+      </w:r>
+      <w:r>
+        <w:rPr>
+          <w:lang w:val="ar_AE" w:bidi="ar_AE"/>
+        </w:rPr>
+        <w:t xml:space="preserve"> has been adapted in the following languages: Tok Pisin, Arabic (عربي), French (Français), Hindi (हिंदी), Indonesian (Bahasa Indonesia), Portuguese (Português), Russian (Русский), Spanish (Español), Swahili (Kiswahili), and Simplified Chinese (简体中文)from Biblica Study Notes © 2023 Biblica Inc. Released under CC BY-SA 4.0 license by Mission Mutual</w:t>
       </w:r>
       <w:r>
         <w:rPr>
@@ -459,7 +379,19 @@
         <w:rPr>
           <w:lang w:val="ar_AE" w:bidi="ar_AE"/>
         </w:rPr>
-        <w:t xml:space="preserve"> المُسجل في </w:t>
+        <w:t xml:space="preserve"> المُسجل في</w:t>
+      </w:r>
+      <w:r>
+        <w:rPr>
+          <w:lang w:val="ar_AE" w:bidi="ar_AE"/>
+        </w:rPr>
+        <w:t xml:space="preserve"> عهد جبل سيناء</w:t>
+      </w:r>
+      <w:r>
+        <w:rPr>
+          <w:lang w:val="ar_AE" w:bidi="ar_AE"/>
+        </w:rPr>
+        <w:t xml:space="preserve">. أعطى هوشع أطفاله أسماءً معناها "لا أرحم" و"لستم شعبي". صورت هذه الأسماء كيفية معاملة الله لشعبه. كان سيعاملهم كما لو كانوا ليسوا شعبه الذي أحبه. أي أنه سيعاملهم كما لو كان </w:t>
       </w:r>
       <w:r>
         <w:rPr>
@@ -471,18 +403,6 @@
         <w:rPr>
           <w:lang w:val="ar_AE" w:bidi="ar_AE"/>
         </w:rPr>
-        <w:t xml:space="preserve">. أعطى هوشع أطفاله أسماءً معناها "لا أرحم" و"لستم شعبي". صورت هذه الأسماء كيفية معاملة الله لشعبه. كان سيعاملهم كما لو كانوا ليسوا شعبه الذي أحبه. أي أنه سيعاملهم كما لو كان </w:t>
-      </w:r>
-      <w:r>
-        <w:rPr>
-          <w:lang w:val="ar_AE" w:bidi="ar_AE"/>
-        </w:rPr>
-        <w:t>عهد جبل سيناء</w:t>
-      </w:r>
-      <w:r>
-        <w:rPr>
-          <w:lang w:val="ar_AE" w:bidi="ar_AE"/>
-        </w:rPr>
         <w:t xml:space="preserve"> قد خُرِق. أظهر </w:t>
       </w:r>
       <w:r>
@@ -501,19 +421,7 @@
         <w:rPr>
           <w:lang w:val="ar_AE" w:bidi="ar_AE"/>
         </w:rPr>
-        <w:t>الله اختار</w:t>
-      </w:r>
-      <w:r>
-        <w:rPr>
-          <w:lang w:val="ar_AE" w:bidi="ar_AE"/>
-        </w:rPr>
-        <w:t xml:space="preserve"> </w:t>
-      </w:r>
-      <w:r>
-        <w:rPr>
-          <w:lang w:val="ar_AE" w:bidi="ar_AE"/>
-        </w:rPr>
-        <w:t>سلالة</w:t>
+        <w:t>الله اختار سلالة</w:t>
       </w:r>
       <w:r>
         <w:rPr>

--- a/arb/docx/28.content.docx
+++ b/arb/docx/28.content.docx
@@ -125,28 +125,6 @@
           <w:lang w:val="ar_AE" w:bidi="ar_AE"/>
         </w:rPr>
         <w:t>HOS</w:t>
-      </w:r>
-      <w:r>
-        <w:rPr>
-          <w:lang w:val="ar_AE" w:bidi="ar_AE"/>
-        </w:rPr>
-      </w:r>
-    </w:p>
-    <w:p>
-      <w:pPr>
-        <w:bidi/>
-      </w:pPr>
-      <w:r>
-        <w:rPr>
-          <w:lang w:val="ar_AE" w:bidi="ar_AE"/>
-        </w:rPr>
-      </w:r>
-      <w:r>
-        <w:rPr>
-          <w:i/>
-          <w:lang w:val="ar_AE" w:bidi="ar_AE"/>
-        </w:rPr>
-        <w:t>هوشع ١:١–٣: ٥, هوشع ٤: ١–١٤: ٩</w:t>
       </w:r>
       <w:r>
         <w:rPr>

--- a/arb/docx/28.content.docx
+++ b/arb/docx/28.content.docx
@@ -22,7 +22,7 @@
         <w:rPr>
           <w:lang w:val="ar_AE" w:bidi="ar_AE"/>
         </w:rPr>
-        <w:t>Resource: ملاحظات الدراسة (بيبليكا)</w:t>
+        <w:t>Resource: Biblica Study Notes</w:t>
       </w:r>
       <w:r>
         <w:rPr>
@@ -84,7 +84,7 @@
         <w:rPr>
           <w:lang w:val="ar_AE" w:bidi="ar_AE"/>
         </w:rPr>
-        <w:t>ملاحظات الدراسة (بيبليكا)</w:t>
+        <w:t>Biblica Study Notes</w:t>
       </w:r>
     </w:p>
     <w:p>
